--- a/skills/legal-os-litigation/assets/templates/证据目录_标准模板.docx
+++ b/skills/legal-os-litigation/assets/templates/证据目录_标准模板.docx
@@ -31,7 +31,7 @@
           <w:rFonts w:ascii="Times New Roman" w:hAnsi="Times New Roman" w:eastAsia="仿宋_GB2312"/>
           <w:sz w:val="23"/>
         </w:rPr>
-        <w:t>提交人：〔原告/被告/申请人/被申请人名称〕</w:t>
+        <w:t>提交人：〔必填：提交主体完整名称〕</w:t>
       </w:r>
     </w:p>
     <w:p>
@@ -44,7 +44,7 @@
           <w:rFonts w:ascii="Times New Roman" w:hAnsi="Times New Roman" w:eastAsia="仿宋_GB2312"/>
           <w:sz w:val="23"/>
         </w:rPr>
-        <w:t>相对方：〔对方当事人名称〕</w:t>
+        <w:t>相对方：〔如适用请填写：对方主体完整名称；无则删除本行〕</w:t>
       </w:r>
     </w:p>
     <w:p>
@@ -57,13 +57,20 @@
           <w:rFonts w:ascii="Times New Roman" w:hAnsi="Times New Roman" w:eastAsia="仿宋_GB2312"/>
           <w:sz w:val="23"/>
         </w:rPr>
-        <w:t>案由/案号：〔填写，可无〕</w:t>
+        <w:t>案由/争议类型：〔如适用请填写：经核验的案由或争议类型；无则删除本行〕</w:t>
       </w:r>
     </w:p>
     <w:p>
       <w:pPr>
         <w:spacing w:line="240" w:lineRule="exact"/>
       </w:pPr>
+      <w:r>
+        <w:rPr>
+          <w:rFonts w:ascii="Times New Roman" w:hAnsi="Times New Roman" w:eastAsia="仿宋_GB2312"/>
+          <w:sz w:val="23"/>
+        </w:rPr>
+        <w:t>案号：〔如有请填写：案号；无则删除本行〕</w:t>
+      </w:r>
     </w:p>
     <w:tbl>
       <w:tblPr>
@@ -224,7 +231,7 @@
                 <w:b w:val="0"/>
                 <w:sz w:val="20"/>
               </w:rPr>
-              <w:t>1</w:t>
+              <w:t>〔填写：证据编号〕</w:t>
             </w:r>
           </w:p>
         </w:tc>
@@ -251,7 +258,7 @@
                 <w:b w:val="0"/>
                 <w:sz w:val="20"/>
               </w:rPr>
-              <w:t>〔证据名称一〕</w:t>
+              <w:t>〔填写：证据名称〕</w:t>
             </w:r>
           </w:p>
         </w:tc>
@@ -278,7 +285,7 @@
                 <w:b w:val="0"/>
                 <w:sz w:val="20"/>
               </w:rPr>
-              <w:t xml:space="preserve">P  - P  </w:t>
+              <w:t>〔填写：起止页码；未知填写“待编页”〕</w:t>
             </w:r>
           </w:p>
         </w:tc>
@@ -305,777 +312,7 @@
                 <w:b w:val="0"/>
                 <w:sz w:val="20"/>
               </w:rPr>
-              <w:t>证明〔待证事实/请求基础/履行情况/损失金额〕。</w:t>
-            </w:r>
-          </w:p>
-        </w:tc>
-      </w:tr>
-      <w:tr>
-        <w:tc>
-          <w:tcPr>
-            <w:tcW w:type="dxa" w:w="822"/>
-            <w:vAlign w:val="center"/>
-            <w:tcMar>
-              <w:top w:w="100" w:type="dxa"/>
-              <w:start w:w="120" w:type="dxa"/>
-              <w:bottom w:w="100" w:type="dxa"/>
-              <w:end w:w="120" w:type="dxa"/>
-            </w:tcMar>
-          </w:tcPr>
-          <w:p>
-            <w:pPr>
-              <w:spacing w:line="340" w:lineRule="exact"/>
-              <w:jc w:val="center"/>
-            </w:pPr>
-            <w:r/>
-            <w:r>
-              <w:rPr>
-                <w:rFonts w:ascii="Times New Roman" w:hAnsi="Times New Roman" w:eastAsia="仿宋_GB2312"/>
-                <w:b w:val="0"/>
-                <w:sz w:val="20"/>
-              </w:rPr>
-              <w:t>2</w:t>
-            </w:r>
-          </w:p>
-        </w:tc>
-        <w:tc>
-          <w:tcPr>
-            <w:tcW w:type="dxa" w:w="3487"/>
-            <w:vAlign w:val="center"/>
-            <w:tcMar>
-              <w:top w:w="100" w:type="dxa"/>
-              <w:start w:w="120" w:type="dxa"/>
-              <w:bottom w:w="100" w:type="dxa"/>
-              <w:end w:w="120" w:type="dxa"/>
-            </w:tcMar>
-          </w:tcPr>
-          <w:p>
-            <w:pPr>
-              <w:spacing w:line="340" w:lineRule="exact"/>
-              <w:jc w:val="left"/>
-            </w:pPr>
-            <w:r/>
-            <w:r>
-              <w:rPr>
-                <w:rFonts w:ascii="Times New Roman" w:hAnsi="Times New Roman" w:eastAsia="仿宋_GB2312"/>
-                <w:b w:val="0"/>
-                <w:sz w:val="20"/>
-              </w:rPr>
-              <w:t>〔证据名称二〕</w:t>
-            </w:r>
-          </w:p>
-        </w:tc>
-        <w:tc>
-          <w:tcPr>
-            <w:tcW w:type="dxa" w:w="1503"/>
-            <w:vAlign w:val="center"/>
-            <w:tcMar>
-              <w:top w:w="100" w:type="dxa"/>
-              <w:start w:w="120" w:type="dxa"/>
-              <w:bottom w:w="100" w:type="dxa"/>
-              <w:end w:w="120" w:type="dxa"/>
-            </w:tcMar>
-          </w:tcPr>
-          <w:p>
-            <w:pPr>
-              <w:spacing w:line="340" w:lineRule="exact"/>
-              <w:jc w:val="center"/>
-            </w:pPr>
-            <w:r/>
-            <w:r>
-              <w:rPr>
-                <w:rFonts w:ascii="Times New Roman" w:hAnsi="Times New Roman" w:eastAsia="仿宋_GB2312"/>
-                <w:b w:val="0"/>
-                <w:sz w:val="20"/>
-              </w:rPr>
-              <w:t xml:space="preserve">P  - P  </w:t>
-            </w:r>
-          </w:p>
-        </w:tc>
-        <w:tc>
-          <w:tcPr>
-            <w:tcW w:type="dxa" w:w="4167"/>
-            <w:vAlign w:val="center"/>
-            <w:tcMar>
-              <w:top w:w="100" w:type="dxa"/>
-              <w:start w:w="120" w:type="dxa"/>
-              <w:bottom w:w="100" w:type="dxa"/>
-              <w:end w:w="120" w:type="dxa"/>
-            </w:tcMar>
-          </w:tcPr>
-          <w:p>
-            <w:pPr>
-              <w:spacing w:line="340" w:lineRule="exact"/>
-              <w:jc w:val="left"/>
-            </w:pPr>
-            <w:r/>
-            <w:r>
-              <w:rPr>
-                <w:rFonts w:ascii="Times New Roman" w:hAnsi="Times New Roman" w:eastAsia="仿宋_GB2312"/>
-                <w:b w:val="0"/>
-                <w:sz w:val="20"/>
-              </w:rPr>
-              <w:t>证明〔填写〕。</w:t>
-            </w:r>
-          </w:p>
-        </w:tc>
-      </w:tr>
-      <w:tr>
-        <w:tc>
-          <w:tcPr>
-            <w:tcW w:type="dxa" w:w="822"/>
-            <w:vAlign w:val="center"/>
-            <w:tcMar>
-              <w:top w:w="100" w:type="dxa"/>
-              <w:start w:w="120" w:type="dxa"/>
-              <w:bottom w:w="100" w:type="dxa"/>
-              <w:end w:w="120" w:type="dxa"/>
-            </w:tcMar>
-          </w:tcPr>
-          <w:p>
-            <w:pPr>
-              <w:spacing w:line="340" w:lineRule="exact"/>
-              <w:jc w:val="center"/>
-            </w:pPr>
-            <w:r/>
-            <w:r>
-              <w:rPr>
-                <w:rFonts w:ascii="Times New Roman" w:hAnsi="Times New Roman" w:eastAsia="仿宋_GB2312"/>
-                <w:b w:val="0"/>
-                <w:sz w:val="20"/>
-              </w:rPr>
-              <w:t>3</w:t>
-            </w:r>
-          </w:p>
-        </w:tc>
-        <w:tc>
-          <w:tcPr>
-            <w:tcW w:type="dxa" w:w="3487"/>
-            <w:vAlign w:val="center"/>
-            <w:tcMar>
-              <w:top w:w="100" w:type="dxa"/>
-              <w:start w:w="120" w:type="dxa"/>
-              <w:bottom w:w="100" w:type="dxa"/>
-              <w:end w:w="120" w:type="dxa"/>
-            </w:tcMar>
-          </w:tcPr>
-          <w:p>
-            <w:pPr>
-              <w:spacing w:line="340" w:lineRule="exact"/>
-              <w:jc w:val="left"/>
-            </w:pPr>
-            <w:r/>
-            <w:r>
-              <w:rPr>
-                <w:rFonts w:ascii="Times New Roman" w:hAnsi="Times New Roman" w:eastAsia="仿宋_GB2312"/>
-                <w:b w:val="0"/>
-                <w:sz w:val="20"/>
-              </w:rPr>
-              <w:t>〔证据名称三〕</w:t>
-            </w:r>
-          </w:p>
-        </w:tc>
-        <w:tc>
-          <w:tcPr>
-            <w:tcW w:type="dxa" w:w="1503"/>
-            <w:vAlign w:val="center"/>
-            <w:tcMar>
-              <w:top w:w="100" w:type="dxa"/>
-              <w:start w:w="120" w:type="dxa"/>
-              <w:bottom w:w="100" w:type="dxa"/>
-              <w:end w:w="120" w:type="dxa"/>
-            </w:tcMar>
-          </w:tcPr>
-          <w:p>
-            <w:pPr>
-              <w:spacing w:line="340" w:lineRule="exact"/>
-              <w:jc w:val="center"/>
-            </w:pPr>
-            <w:r/>
-            <w:r>
-              <w:rPr>
-                <w:rFonts w:ascii="Times New Roman" w:hAnsi="Times New Roman" w:eastAsia="仿宋_GB2312"/>
-                <w:b w:val="0"/>
-                <w:sz w:val="20"/>
-              </w:rPr>
-              <w:t xml:space="preserve">P  - P  </w:t>
-            </w:r>
-          </w:p>
-        </w:tc>
-        <w:tc>
-          <w:tcPr>
-            <w:tcW w:type="dxa" w:w="4167"/>
-            <w:vAlign w:val="center"/>
-            <w:tcMar>
-              <w:top w:w="100" w:type="dxa"/>
-              <w:start w:w="120" w:type="dxa"/>
-              <w:bottom w:w="100" w:type="dxa"/>
-              <w:end w:w="120" w:type="dxa"/>
-            </w:tcMar>
-          </w:tcPr>
-          <w:p>
-            <w:pPr>
-              <w:spacing w:line="340" w:lineRule="exact"/>
-              <w:jc w:val="left"/>
-            </w:pPr>
-            <w:r/>
-            <w:r>
-              <w:rPr>
-                <w:rFonts w:ascii="Times New Roman" w:hAnsi="Times New Roman" w:eastAsia="仿宋_GB2312"/>
-                <w:b w:val="0"/>
-                <w:sz w:val="20"/>
-              </w:rPr>
-              <w:t>证明〔填写〕。</w:t>
-            </w:r>
-          </w:p>
-        </w:tc>
-      </w:tr>
-      <w:tr>
-        <w:tc>
-          <w:tcPr>
-            <w:tcW w:type="dxa" w:w="822"/>
-            <w:vAlign w:val="center"/>
-            <w:tcMar>
-              <w:top w:w="100" w:type="dxa"/>
-              <w:start w:w="120" w:type="dxa"/>
-              <w:bottom w:w="100" w:type="dxa"/>
-              <w:end w:w="120" w:type="dxa"/>
-            </w:tcMar>
-          </w:tcPr>
-          <w:p>
-            <w:pPr>
-              <w:spacing w:line="340" w:lineRule="exact"/>
-              <w:jc w:val="center"/>
-            </w:pPr>
-            <w:r/>
-            <w:r>
-              <w:rPr>
-                <w:rFonts w:ascii="Times New Roman" w:hAnsi="Times New Roman" w:eastAsia="仿宋_GB2312"/>
-                <w:b w:val="0"/>
-                <w:sz w:val="20"/>
-              </w:rPr>
-              <w:t>4</w:t>
-            </w:r>
-          </w:p>
-        </w:tc>
-        <w:tc>
-          <w:tcPr>
-            <w:tcW w:type="dxa" w:w="3487"/>
-            <w:vAlign w:val="center"/>
-            <w:tcMar>
-              <w:top w:w="100" w:type="dxa"/>
-              <w:start w:w="120" w:type="dxa"/>
-              <w:bottom w:w="100" w:type="dxa"/>
-              <w:end w:w="120" w:type="dxa"/>
-            </w:tcMar>
-          </w:tcPr>
-          <w:p>
-            <w:pPr>
-              <w:spacing w:line="340" w:lineRule="exact"/>
-              <w:jc w:val="left"/>
-            </w:pPr>
-            <w:r/>
-            <w:r>
-              <w:rPr>
-                <w:rFonts w:ascii="Times New Roman" w:hAnsi="Times New Roman" w:eastAsia="仿宋_GB2312"/>
-                <w:b w:val="0"/>
-                <w:sz w:val="20"/>
-              </w:rPr>
-              <w:t>〔证据名称四〕</w:t>
-            </w:r>
-          </w:p>
-        </w:tc>
-        <w:tc>
-          <w:tcPr>
-            <w:tcW w:type="dxa" w:w="1503"/>
-            <w:vAlign w:val="center"/>
-            <w:tcMar>
-              <w:top w:w="100" w:type="dxa"/>
-              <w:start w:w="120" w:type="dxa"/>
-              <w:bottom w:w="100" w:type="dxa"/>
-              <w:end w:w="120" w:type="dxa"/>
-            </w:tcMar>
-          </w:tcPr>
-          <w:p>
-            <w:pPr>
-              <w:spacing w:line="340" w:lineRule="exact"/>
-              <w:jc w:val="center"/>
-            </w:pPr>
-            <w:r/>
-            <w:r>
-              <w:rPr>
-                <w:rFonts w:ascii="Times New Roman" w:hAnsi="Times New Roman" w:eastAsia="仿宋_GB2312"/>
-                <w:b w:val="0"/>
-                <w:sz w:val="20"/>
-              </w:rPr>
-              <w:t xml:space="preserve">P  - P  </w:t>
-            </w:r>
-          </w:p>
-        </w:tc>
-        <w:tc>
-          <w:tcPr>
-            <w:tcW w:type="dxa" w:w="4167"/>
-            <w:vAlign w:val="center"/>
-            <w:tcMar>
-              <w:top w:w="100" w:type="dxa"/>
-              <w:start w:w="120" w:type="dxa"/>
-              <w:bottom w:w="100" w:type="dxa"/>
-              <w:end w:w="120" w:type="dxa"/>
-            </w:tcMar>
-          </w:tcPr>
-          <w:p>
-            <w:pPr>
-              <w:spacing w:line="340" w:lineRule="exact"/>
-              <w:jc w:val="left"/>
-            </w:pPr>
-            <w:r/>
-            <w:r>
-              <w:rPr>
-                <w:rFonts w:ascii="Times New Roman" w:hAnsi="Times New Roman" w:eastAsia="仿宋_GB2312"/>
-                <w:b w:val="0"/>
-                <w:sz w:val="20"/>
-              </w:rPr>
-              <w:t>证明〔填写〕。</w:t>
-            </w:r>
-          </w:p>
-        </w:tc>
-      </w:tr>
-      <w:tr>
-        <w:tc>
-          <w:tcPr>
-            <w:tcW w:type="dxa" w:w="822"/>
-            <w:vAlign w:val="center"/>
-            <w:tcMar>
-              <w:top w:w="100" w:type="dxa"/>
-              <w:start w:w="120" w:type="dxa"/>
-              <w:bottom w:w="100" w:type="dxa"/>
-              <w:end w:w="120" w:type="dxa"/>
-            </w:tcMar>
-          </w:tcPr>
-          <w:p>
-            <w:pPr>
-              <w:spacing w:line="340" w:lineRule="exact"/>
-              <w:jc w:val="center"/>
-            </w:pPr>
-            <w:r/>
-            <w:r>
-              <w:rPr>
-                <w:rFonts w:ascii="Times New Roman" w:hAnsi="Times New Roman" w:eastAsia="仿宋_GB2312"/>
-                <w:b w:val="0"/>
-                <w:sz w:val="20"/>
-              </w:rPr>
-              <w:t>5</w:t>
-            </w:r>
-          </w:p>
-        </w:tc>
-        <w:tc>
-          <w:tcPr>
-            <w:tcW w:type="dxa" w:w="3487"/>
-            <w:vAlign w:val="center"/>
-            <w:tcMar>
-              <w:top w:w="100" w:type="dxa"/>
-              <w:start w:w="120" w:type="dxa"/>
-              <w:bottom w:w="100" w:type="dxa"/>
-              <w:end w:w="120" w:type="dxa"/>
-            </w:tcMar>
-          </w:tcPr>
-          <w:p>
-            <w:pPr>
-              <w:spacing w:line="340" w:lineRule="exact"/>
-              <w:jc w:val="left"/>
-            </w:pPr>
-            <w:r/>
-            <w:r>
-              <w:rPr>
-                <w:rFonts w:ascii="Times New Roman" w:hAnsi="Times New Roman" w:eastAsia="仿宋_GB2312"/>
-                <w:b w:val="0"/>
-                <w:sz w:val="20"/>
-              </w:rPr>
-              <w:t>〔证据名称五〕</w:t>
-            </w:r>
-          </w:p>
-        </w:tc>
-        <w:tc>
-          <w:tcPr>
-            <w:tcW w:type="dxa" w:w="1503"/>
-            <w:vAlign w:val="center"/>
-            <w:tcMar>
-              <w:top w:w="100" w:type="dxa"/>
-              <w:start w:w="120" w:type="dxa"/>
-              <w:bottom w:w="100" w:type="dxa"/>
-              <w:end w:w="120" w:type="dxa"/>
-            </w:tcMar>
-          </w:tcPr>
-          <w:p>
-            <w:pPr>
-              <w:spacing w:line="340" w:lineRule="exact"/>
-              <w:jc w:val="center"/>
-            </w:pPr>
-            <w:r/>
-            <w:r>
-              <w:rPr>
-                <w:rFonts w:ascii="Times New Roman" w:hAnsi="Times New Roman" w:eastAsia="仿宋_GB2312"/>
-                <w:b w:val="0"/>
-                <w:sz w:val="20"/>
-              </w:rPr>
-              <w:t xml:space="preserve">P  - P  </w:t>
-            </w:r>
-          </w:p>
-        </w:tc>
-        <w:tc>
-          <w:tcPr>
-            <w:tcW w:type="dxa" w:w="4167"/>
-            <w:vAlign w:val="center"/>
-            <w:tcMar>
-              <w:top w:w="100" w:type="dxa"/>
-              <w:start w:w="120" w:type="dxa"/>
-              <w:bottom w:w="100" w:type="dxa"/>
-              <w:end w:w="120" w:type="dxa"/>
-            </w:tcMar>
-          </w:tcPr>
-          <w:p>
-            <w:pPr>
-              <w:spacing w:line="340" w:lineRule="exact"/>
-              <w:jc w:val="left"/>
-            </w:pPr>
-            <w:r/>
-            <w:r>
-              <w:rPr>
-                <w:rFonts w:ascii="Times New Roman" w:hAnsi="Times New Roman" w:eastAsia="仿宋_GB2312"/>
-                <w:b w:val="0"/>
-                <w:sz w:val="20"/>
-              </w:rPr>
-              <w:t>证明〔填写〕。</w:t>
-            </w:r>
-          </w:p>
-        </w:tc>
-      </w:tr>
-      <w:tr>
-        <w:tc>
-          <w:tcPr>
-            <w:tcW w:type="dxa" w:w="822"/>
-            <w:vAlign w:val="center"/>
-            <w:tcMar>
-              <w:top w:w="100" w:type="dxa"/>
-              <w:start w:w="120" w:type="dxa"/>
-              <w:bottom w:w="100" w:type="dxa"/>
-              <w:end w:w="120" w:type="dxa"/>
-            </w:tcMar>
-          </w:tcPr>
-          <w:p>
-            <w:pPr>
-              <w:spacing w:line="340" w:lineRule="exact"/>
-              <w:jc w:val="center"/>
-            </w:pPr>
-            <w:r/>
-            <w:r>
-              <w:rPr>
-                <w:rFonts w:ascii="Times New Roman" w:hAnsi="Times New Roman" w:eastAsia="仿宋_GB2312"/>
-                <w:b w:val="0"/>
-                <w:sz w:val="20"/>
-              </w:rPr>
-              <w:t>6</w:t>
-            </w:r>
-          </w:p>
-        </w:tc>
-        <w:tc>
-          <w:tcPr>
-            <w:tcW w:type="dxa" w:w="3487"/>
-            <w:vAlign w:val="center"/>
-            <w:tcMar>
-              <w:top w:w="100" w:type="dxa"/>
-              <w:start w:w="120" w:type="dxa"/>
-              <w:bottom w:w="100" w:type="dxa"/>
-              <w:end w:w="120" w:type="dxa"/>
-            </w:tcMar>
-          </w:tcPr>
-          <w:p>
-            <w:pPr>
-              <w:spacing w:line="340" w:lineRule="exact"/>
-              <w:jc w:val="left"/>
-            </w:pPr>
-            <w:r/>
-            <w:r>
-              <w:rPr>
-                <w:rFonts w:ascii="Times New Roman" w:hAnsi="Times New Roman" w:eastAsia="仿宋_GB2312"/>
-                <w:b w:val="0"/>
-                <w:sz w:val="20"/>
-              </w:rPr>
-              <w:t>〔证据名称六〕</w:t>
-            </w:r>
-          </w:p>
-        </w:tc>
-        <w:tc>
-          <w:tcPr>
-            <w:tcW w:type="dxa" w:w="1503"/>
-            <w:vAlign w:val="center"/>
-            <w:tcMar>
-              <w:top w:w="100" w:type="dxa"/>
-              <w:start w:w="120" w:type="dxa"/>
-              <w:bottom w:w="100" w:type="dxa"/>
-              <w:end w:w="120" w:type="dxa"/>
-            </w:tcMar>
-          </w:tcPr>
-          <w:p>
-            <w:pPr>
-              <w:spacing w:line="340" w:lineRule="exact"/>
-              <w:jc w:val="center"/>
-            </w:pPr>
-            <w:r/>
-            <w:r>
-              <w:rPr>
-                <w:rFonts w:ascii="Times New Roman" w:hAnsi="Times New Roman" w:eastAsia="仿宋_GB2312"/>
-                <w:b w:val="0"/>
-                <w:sz w:val="20"/>
-              </w:rPr>
-              <w:t xml:space="preserve">P  - P  </w:t>
-            </w:r>
-          </w:p>
-        </w:tc>
-        <w:tc>
-          <w:tcPr>
-            <w:tcW w:type="dxa" w:w="4167"/>
-            <w:vAlign w:val="center"/>
-            <w:tcMar>
-              <w:top w:w="100" w:type="dxa"/>
-              <w:start w:w="120" w:type="dxa"/>
-              <w:bottom w:w="100" w:type="dxa"/>
-              <w:end w:w="120" w:type="dxa"/>
-            </w:tcMar>
-          </w:tcPr>
-          <w:p>
-            <w:pPr>
-              <w:spacing w:line="340" w:lineRule="exact"/>
-              <w:jc w:val="left"/>
-            </w:pPr>
-            <w:r/>
-            <w:r>
-              <w:rPr>
-                <w:rFonts w:ascii="Times New Roman" w:hAnsi="Times New Roman" w:eastAsia="仿宋_GB2312"/>
-                <w:b w:val="0"/>
-                <w:sz w:val="20"/>
-              </w:rPr>
-              <w:t>证明〔填写〕。</w:t>
-            </w:r>
-          </w:p>
-        </w:tc>
-      </w:tr>
-      <w:tr>
-        <w:tc>
-          <w:tcPr>
-            <w:tcW w:type="dxa" w:w="822"/>
-            <w:vAlign w:val="center"/>
-            <w:tcMar>
-              <w:top w:w="100" w:type="dxa"/>
-              <w:start w:w="120" w:type="dxa"/>
-              <w:bottom w:w="100" w:type="dxa"/>
-              <w:end w:w="120" w:type="dxa"/>
-            </w:tcMar>
-          </w:tcPr>
-          <w:p>
-            <w:pPr>
-              <w:spacing w:line="340" w:lineRule="exact"/>
-              <w:jc w:val="center"/>
-            </w:pPr>
-            <w:r/>
-            <w:r>
-              <w:rPr>
-                <w:rFonts w:ascii="Times New Roman" w:hAnsi="Times New Roman" w:eastAsia="仿宋_GB2312"/>
-                <w:b w:val="0"/>
-                <w:sz w:val="20"/>
-              </w:rPr>
-              <w:t>7</w:t>
-            </w:r>
-          </w:p>
-        </w:tc>
-        <w:tc>
-          <w:tcPr>
-            <w:tcW w:type="dxa" w:w="3487"/>
-            <w:vAlign w:val="center"/>
-            <w:tcMar>
-              <w:top w:w="100" w:type="dxa"/>
-              <w:start w:w="120" w:type="dxa"/>
-              <w:bottom w:w="100" w:type="dxa"/>
-              <w:end w:w="120" w:type="dxa"/>
-            </w:tcMar>
-          </w:tcPr>
-          <w:p>
-            <w:pPr>
-              <w:spacing w:line="340" w:lineRule="exact"/>
-              <w:jc w:val="left"/>
-            </w:pPr>
-            <w:r/>
-            <w:r>
-              <w:rPr>
-                <w:rFonts w:ascii="Times New Roman" w:hAnsi="Times New Roman" w:eastAsia="仿宋_GB2312"/>
-                <w:b w:val="0"/>
-                <w:sz w:val="20"/>
-              </w:rPr>
-              <w:t>〔证据名称七〕</w:t>
-            </w:r>
-          </w:p>
-        </w:tc>
-        <w:tc>
-          <w:tcPr>
-            <w:tcW w:type="dxa" w:w="1503"/>
-            <w:vAlign w:val="center"/>
-            <w:tcMar>
-              <w:top w:w="100" w:type="dxa"/>
-              <w:start w:w="120" w:type="dxa"/>
-              <w:bottom w:w="100" w:type="dxa"/>
-              <w:end w:w="120" w:type="dxa"/>
-            </w:tcMar>
-          </w:tcPr>
-          <w:p>
-            <w:pPr>
-              <w:spacing w:line="340" w:lineRule="exact"/>
-              <w:jc w:val="center"/>
-            </w:pPr>
-            <w:r/>
-            <w:r>
-              <w:rPr>
-                <w:rFonts w:ascii="Times New Roman" w:hAnsi="Times New Roman" w:eastAsia="仿宋_GB2312"/>
-                <w:b w:val="0"/>
-                <w:sz w:val="20"/>
-              </w:rPr>
-              <w:t xml:space="preserve">P  - P  </w:t>
-            </w:r>
-          </w:p>
-        </w:tc>
-        <w:tc>
-          <w:tcPr>
-            <w:tcW w:type="dxa" w:w="4167"/>
-            <w:vAlign w:val="center"/>
-            <w:tcMar>
-              <w:top w:w="100" w:type="dxa"/>
-              <w:start w:w="120" w:type="dxa"/>
-              <w:bottom w:w="100" w:type="dxa"/>
-              <w:end w:w="120" w:type="dxa"/>
-            </w:tcMar>
-          </w:tcPr>
-          <w:p>
-            <w:pPr>
-              <w:spacing w:line="340" w:lineRule="exact"/>
-              <w:jc w:val="left"/>
-            </w:pPr>
-            <w:r/>
-            <w:r>
-              <w:rPr>
-                <w:rFonts w:ascii="Times New Roman" w:hAnsi="Times New Roman" w:eastAsia="仿宋_GB2312"/>
-                <w:b w:val="0"/>
-                <w:sz w:val="20"/>
-              </w:rPr>
-              <w:t>证明〔填写〕。</w:t>
-            </w:r>
-          </w:p>
-        </w:tc>
-      </w:tr>
-      <w:tr>
-        <w:tc>
-          <w:tcPr>
-            <w:tcW w:type="dxa" w:w="822"/>
-            <w:vAlign w:val="center"/>
-            <w:tcMar>
-              <w:top w:w="100" w:type="dxa"/>
-              <w:start w:w="120" w:type="dxa"/>
-              <w:bottom w:w="100" w:type="dxa"/>
-              <w:end w:w="120" w:type="dxa"/>
-            </w:tcMar>
-          </w:tcPr>
-          <w:p>
-            <w:pPr>
-              <w:spacing w:line="340" w:lineRule="exact"/>
-              <w:jc w:val="center"/>
-            </w:pPr>
-            <w:r/>
-            <w:r>
-              <w:rPr>
-                <w:rFonts w:ascii="Times New Roman" w:hAnsi="Times New Roman" w:eastAsia="仿宋_GB2312"/>
-                <w:b w:val="0"/>
-                <w:sz w:val="20"/>
-              </w:rPr>
-              <w:t>8</w:t>
-            </w:r>
-          </w:p>
-        </w:tc>
-        <w:tc>
-          <w:tcPr>
-            <w:tcW w:type="dxa" w:w="3487"/>
-            <w:vAlign w:val="center"/>
-            <w:tcMar>
-              <w:top w:w="100" w:type="dxa"/>
-              <w:start w:w="120" w:type="dxa"/>
-              <w:bottom w:w="100" w:type="dxa"/>
-              <w:end w:w="120" w:type="dxa"/>
-            </w:tcMar>
-          </w:tcPr>
-          <w:p>
-            <w:pPr>
-              <w:spacing w:line="340" w:lineRule="exact"/>
-              <w:jc w:val="left"/>
-            </w:pPr>
-            <w:r/>
-            <w:r>
-              <w:rPr>
-                <w:rFonts w:ascii="Times New Roman" w:hAnsi="Times New Roman" w:eastAsia="仿宋_GB2312"/>
-                <w:b w:val="0"/>
-                <w:sz w:val="20"/>
-              </w:rPr>
-              <w:t>〔证据名称八〕</w:t>
-            </w:r>
-          </w:p>
-        </w:tc>
-        <w:tc>
-          <w:tcPr>
-            <w:tcW w:type="dxa" w:w="1503"/>
-            <w:vAlign w:val="center"/>
-            <w:tcMar>
-              <w:top w:w="100" w:type="dxa"/>
-              <w:start w:w="120" w:type="dxa"/>
-              <w:bottom w:w="100" w:type="dxa"/>
-              <w:end w:w="120" w:type="dxa"/>
-            </w:tcMar>
-          </w:tcPr>
-          <w:p>
-            <w:pPr>
-              <w:spacing w:line="340" w:lineRule="exact"/>
-              <w:jc w:val="center"/>
-            </w:pPr>
-            <w:r/>
-            <w:r>
-              <w:rPr>
-                <w:rFonts w:ascii="Times New Roman" w:hAnsi="Times New Roman" w:eastAsia="仿宋_GB2312"/>
-                <w:b w:val="0"/>
-                <w:sz w:val="20"/>
-              </w:rPr>
-              <w:t xml:space="preserve">P  - P  </w:t>
-            </w:r>
-          </w:p>
-        </w:tc>
-        <w:tc>
-          <w:tcPr>
-            <w:tcW w:type="dxa" w:w="4167"/>
-            <w:vAlign w:val="center"/>
-            <w:tcMar>
-              <w:top w:w="100" w:type="dxa"/>
-              <w:start w:w="120" w:type="dxa"/>
-              <w:bottom w:w="100" w:type="dxa"/>
-              <w:end w:w="120" w:type="dxa"/>
-            </w:tcMar>
-          </w:tcPr>
-          <w:p>
-            <w:pPr>
-              <w:spacing w:line="340" w:lineRule="exact"/>
-              <w:jc w:val="left"/>
-            </w:pPr>
-            <w:r/>
-            <w:r>
-              <w:rPr>
-                <w:rFonts w:ascii="Times New Roman" w:hAnsi="Times New Roman" w:eastAsia="仿宋_GB2312"/>
-                <w:b w:val="0"/>
-                <w:sz w:val="20"/>
-              </w:rPr>
-              <w:t>证明〔填写〕。</w:t>
+              <w:t>〔填写：对应请求、要件、事实或答辩事项〕</w:t>
             </w:r>
           </w:p>
         </w:tc>
@@ -1109,7 +346,7 @@
           <w:rFonts w:ascii="Times New Roman" w:hAnsi="Times New Roman" w:eastAsia="仿宋_GB2312"/>
           <w:sz w:val="23"/>
         </w:rPr>
-        <w:t>提交日期：〔    〕年〔  〕月〔  〕日</w:t>
+        <w:t>提交日期：〔必填：年/月/日〕</w:t>
       </w:r>
     </w:p>
     <w:sectPr>
